--- a/curriculum/reveal-documents/unit-6/teacher/unit-6-warm-up-key.docx
+++ b/curriculum/reveal-documents/unit-6/teacher/unit-6-warm-up-key.docx
@@ -4,7 +4,7 @@
   <w:body>
     <w:p>
       <w:pPr>
-        <w:spacing w:before="0" w:after="40" w:line="276" w:lineRule="auto"/>
+        <w:spacing w:before="0" w:after="0" w:line="240" w:lineRule="auto"/>
       </w:pPr>
       <w:r>
         <w:rPr>
@@ -12,7 +12,7 @@
           <w:b w:val="0"/>
           <w:i w:val="0"/>
           <w:color w:val="1A1A1A"/>
-          <w:sz w:val="8"/>
+          <w:sz w:val="2"/>
           <w:u w:val="none"/>
         </w:rPr>
         <w:t xml:space="preserve"/>
@@ -21,7 +21,7 @@
     <w:p>
       <w:pPr>
         <w:keepNext/>
-        <w:spacing w:before="0" w:after="20" w:line="276" w:lineRule="auto"/>
+        <w:spacing w:before="0" w:after="0" w:line="240" w:lineRule="auto"/>
       </w:pPr>
       <w:r>
         <w:rPr>
@@ -40,7 +40,7 @@
     <w:p>
       <w:pPr>
         <w:keepNext/>
-        <w:spacing w:before="0" w:after="40" w:line="240" w:lineRule="auto"/>
+        <w:spacing w:before="0" w:after="0" w:line="240" w:lineRule="auto"/>
       </w:pPr>
       <w:r>
         <w:rPr>
@@ -57,7 +57,7 @@
     <w:p>
       <w:pPr>
         <w:keepNext/>
-        <w:spacing w:before="0" w:after="100" w:line="264" w:lineRule="auto"/>
+        <w:spacing w:before="0" w:after="0" w:line="240" w:lineRule="auto"/>
       </w:pPr>
       <w:r>
         <w:rPr>
@@ -76,7 +76,7 @@
         <w:pBdr>
           <w:bottom w:val="single" w:sz="4" w:space="5" w:color="C9CDD2"/>
         </w:pBdr>
-        <w:spacing w:before="0" w:after="160" w:line="264" w:lineRule="auto"/>
+        <w:spacing w:before="0" w:after="0" w:line="240" w:lineRule="auto"/>
       </w:pPr>
     </w:p>
     <w:p>
@@ -88,7 +88,7 @@
         <w:tabs>
           <w:tab w:pos="9504" w:val="right"/>
         </w:tabs>
-        <w:spacing w:before="220" w:after="100" w:line="240" w:lineRule="auto"/>
+        <w:spacing w:before="0" w:after="0" w:line="240" w:lineRule="auto"/>
       </w:pPr>
       <w:r>
         <w:rPr>
@@ -107,7 +107,7 @@
     <w:p>
       <w:pPr>
         <w:keepNext/>
-        <w:spacing w:before="0" w:after="40" w:line="264" w:lineRule="auto"/>
+        <w:spacing w:before="0" w:after="0" w:line="240" w:lineRule="auto"/>
       </w:pPr>
       <w:r>
         <w:rPr>
@@ -137,7 +137,7 @@
     <w:p>
       <w:pPr>
         <w:keepNext/>
-        <w:spacing w:before="0" w:after="40" w:line="264" w:lineRule="auto"/>
+        <w:spacing w:before="0" w:after="0" w:line="240" w:lineRule="auto"/>
         <w:ind w:left="0"/>
       </w:pPr>
       <w:r>
@@ -168,7 +168,7 @@
     <w:p>
       <w:pPr>
         <w:keepNext/>
-        <w:spacing w:before="0" w:after="40" w:line="264" w:lineRule="auto"/>
+        <w:spacing w:before="0" w:after="0" w:line="240" w:lineRule="auto"/>
       </w:pPr>
       <w:r>
         <w:rPr>
@@ -230,7 +230,7 @@
           <w:p>
             <w:pPr>
               <w:keepNext/>
-              <w:spacing w:before="0" w:after="0" w:line="264" w:lineRule="auto"/>
+              <w:spacing w:before="0" w:after="0" w:line="240" w:lineRule="auto"/>
             </w:pPr>
             <w:r>
               <w:rPr>
@@ -263,7 +263,7 @@
           <w:p>
             <w:pPr>
               <w:keepNext/>
-              <w:spacing w:before="0" w:after="0" w:line="264" w:lineRule="auto"/>
+              <w:spacing w:before="0" w:after="0" w:line="240" w:lineRule="auto"/>
             </w:pPr>
             <w:r>
               <w:rPr>
@@ -301,7 +301,7 @@
           <w:p>
             <w:pPr>
               <w:keepNext/>
-              <w:spacing w:before="0" w:after="0" w:line="264" w:lineRule="auto"/>
+              <w:spacing w:before="0" w:after="0" w:line="240" w:lineRule="auto"/>
             </w:pPr>
             <w:r>
               <w:rPr>
@@ -334,7 +334,7 @@
           <w:p>
             <w:pPr>
               <w:keepNext/>
-              <w:spacing w:before="0" w:after="0" w:line="264" w:lineRule="auto"/>
+              <w:spacing w:before="0" w:after="0" w:line="240" w:lineRule="auto"/>
             </w:pPr>
             <w:r>
               <w:rPr>
@@ -372,7 +372,7 @@
           <w:p>
             <w:pPr>
               <w:keepNext/>
-              <w:spacing w:before="0" w:after="0" w:line="264" w:lineRule="auto"/>
+              <w:spacing w:before="0" w:after="0" w:line="240" w:lineRule="auto"/>
             </w:pPr>
             <w:r>
               <w:rPr>
@@ -405,7 +405,7 @@
           <w:p>
             <w:pPr>
               <w:keepNext/>
-              <w:spacing w:before="0" w:after="0" w:line="264" w:lineRule="auto"/>
+              <w:spacing w:before="0" w:after="0" w:line="240" w:lineRule="auto"/>
             </w:pPr>
             <w:r>
               <w:rPr>
@@ -442,7 +442,7 @@
           </w:tcPr>
           <w:p>
             <w:pPr>
-              <w:spacing w:before="0" w:after="0" w:line="264" w:lineRule="auto"/>
+              <w:spacing w:before="0" w:after="0" w:line="240" w:lineRule="auto"/>
             </w:pPr>
             <w:r>
               <w:rPr>
@@ -474,7 +474,7 @@
           </w:tcPr>
           <w:p>
             <w:pPr>
-              <w:spacing w:before="0" w:after="0" w:line="264" w:lineRule="auto"/>
+              <w:spacing w:before="0" w:after="0" w:line="240" w:lineRule="auto"/>
             </w:pPr>
             <w:r>
               <w:rPr>
@@ -504,7 +504,7 @@
     </w:tbl>
     <w:p>
       <w:pPr>
-        <w:spacing w:before="60" w:after="40" w:line="264" w:lineRule="auto"/>
+        <w:spacing w:before="0" w:after="0" w:line="240" w:lineRule="auto"/>
       </w:pPr>
       <w:r>
         <w:rPr>
@@ -540,7 +540,7 @@
         <w:tabs>
           <w:tab w:pos="9504" w:val="right"/>
         </w:tabs>
-        <w:spacing w:before="220" w:after="100" w:line="240" w:lineRule="auto"/>
+        <w:spacing w:before="0" w:after="0" w:line="240" w:lineRule="auto"/>
       </w:pPr>
       <w:r>
         <w:rPr>
@@ -559,7 +559,7 @@
     <w:p>
       <w:pPr>
         <w:keepNext/>
-        <w:spacing w:before="0" w:after="40" w:line="264" w:lineRule="auto"/>
+        <w:spacing w:before="0" w:after="0" w:line="240" w:lineRule="auto"/>
       </w:pPr>
       <w:r>
         <w:rPr>
@@ -589,7 +589,7 @@
     <w:p>
       <w:pPr>
         <w:keepNext/>
-        <w:spacing w:before="0" w:after="40" w:line="264" w:lineRule="auto"/>
+        <w:spacing w:before="0" w:after="0" w:line="240" w:lineRule="auto"/>
         <w:ind w:left="0"/>
       </w:pPr>
       <w:r>
@@ -620,7 +620,7 @@
     <w:p>
       <w:pPr>
         <w:keepNext/>
-        <w:spacing w:before="0" w:after="40" w:line="264" w:lineRule="auto"/>
+        <w:spacing w:before="0" w:after="0" w:line="240" w:lineRule="auto"/>
       </w:pPr>
       <w:r>
         <w:rPr>
@@ -682,7 +682,7 @@
           <w:p>
             <w:pPr>
               <w:keepNext/>
-              <w:spacing w:before="0" w:after="0" w:line="264" w:lineRule="auto"/>
+              <w:spacing w:before="0" w:after="0" w:line="240" w:lineRule="auto"/>
             </w:pPr>
             <w:r>
               <w:rPr>
@@ -715,7 +715,7 @@
           <w:p>
             <w:pPr>
               <w:keepNext/>
-              <w:spacing w:before="0" w:after="0" w:line="264" w:lineRule="auto"/>
+              <w:spacing w:before="0" w:after="0" w:line="240" w:lineRule="auto"/>
             </w:pPr>
             <w:r>
               <w:rPr>
@@ -753,7 +753,7 @@
           <w:p>
             <w:pPr>
               <w:keepNext/>
-              <w:spacing w:before="0" w:after="0" w:line="264" w:lineRule="auto"/>
+              <w:spacing w:before="0" w:after="0" w:line="240" w:lineRule="auto"/>
             </w:pPr>
             <w:r>
               <w:rPr>
@@ -786,7 +786,7 @@
           <w:p>
             <w:pPr>
               <w:keepNext/>
-              <w:spacing w:before="0" w:after="0" w:line="264" w:lineRule="auto"/>
+              <w:spacing w:before="0" w:after="0" w:line="240" w:lineRule="auto"/>
             </w:pPr>
             <w:r>
               <w:rPr>
@@ -824,7 +824,7 @@
           <w:p>
             <w:pPr>
               <w:keepNext/>
-              <w:spacing w:before="0" w:after="0" w:line="264" w:lineRule="auto"/>
+              <w:spacing w:before="0" w:after="0" w:line="240" w:lineRule="auto"/>
             </w:pPr>
             <w:r>
               <w:rPr>
@@ -857,7 +857,7 @@
           <w:p>
             <w:pPr>
               <w:keepNext/>
-              <w:spacing w:before="0" w:after="0" w:line="264" w:lineRule="auto"/>
+              <w:spacing w:before="0" w:after="0" w:line="240" w:lineRule="auto"/>
             </w:pPr>
             <w:r>
               <w:rPr>
@@ -894,7 +894,7 @@
           </w:tcPr>
           <w:p>
             <w:pPr>
-              <w:spacing w:before="0" w:after="0" w:line="264" w:lineRule="auto"/>
+              <w:spacing w:before="0" w:after="0" w:line="240" w:lineRule="auto"/>
             </w:pPr>
             <w:r>
               <w:rPr>
@@ -926,7 +926,7 @@
           </w:tcPr>
           <w:p>
             <w:pPr>
-              <w:spacing w:before="0" w:after="0" w:line="264" w:lineRule="auto"/>
+              <w:spacing w:before="0" w:after="0" w:line="240" w:lineRule="auto"/>
             </w:pPr>
             <w:r>
               <w:rPr>
@@ -963,7 +963,7 @@
         <w:tabs>
           <w:tab w:pos="9504" w:val="right"/>
         </w:tabs>
-        <w:spacing w:before="220" w:after="100" w:line="240" w:lineRule="auto"/>
+        <w:spacing w:before="0" w:after="0" w:line="240" w:lineRule="auto"/>
       </w:pPr>
       <w:r>
         <w:rPr>
@@ -982,7 +982,7 @@
     <w:p>
       <w:pPr>
         <w:keepNext/>
-        <w:spacing w:before="0" w:after="40" w:line="264" w:lineRule="auto"/>
+        <w:spacing w:before="0" w:after="0" w:line="240" w:lineRule="auto"/>
       </w:pPr>
       <w:r>
         <w:rPr>
@@ -1012,7 +1012,7 @@
     <w:p>
       <w:pPr>
         <w:keepNext/>
-        <w:spacing w:before="0" w:after="40" w:line="264" w:lineRule="auto"/>
+        <w:spacing w:before="0" w:after="0" w:line="240" w:lineRule="auto"/>
         <w:ind w:left="0"/>
       </w:pPr>
       <w:r>
@@ -1043,7 +1043,7 @@
     <w:p>
       <w:pPr>
         <w:keepNext/>
-        <w:spacing w:before="0" w:after="40" w:line="264" w:lineRule="auto"/>
+        <w:spacing w:before="0" w:after="0" w:line="240" w:lineRule="auto"/>
       </w:pPr>
       <w:r>
         <w:rPr>
@@ -1105,7 +1105,7 @@
           <w:p>
             <w:pPr>
               <w:keepNext/>
-              <w:spacing w:before="0" w:after="0" w:line="264" w:lineRule="auto"/>
+              <w:spacing w:before="0" w:after="0" w:line="240" w:lineRule="auto"/>
             </w:pPr>
             <w:r>
               <w:rPr>
@@ -1138,7 +1138,7 @@
           <w:p>
             <w:pPr>
               <w:keepNext/>
-              <w:spacing w:before="0" w:after="0" w:line="264" w:lineRule="auto"/>
+              <w:spacing w:before="0" w:after="0" w:line="240" w:lineRule="auto"/>
             </w:pPr>
             <w:r>
               <w:rPr>
@@ -1176,7 +1176,7 @@
           <w:p>
             <w:pPr>
               <w:keepNext/>
-              <w:spacing w:before="0" w:after="0" w:line="264" w:lineRule="auto"/>
+              <w:spacing w:before="0" w:after="0" w:line="240" w:lineRule="auto"/>
             </w:pPr>
             <w:r>
               <w:rPr>
@@ -1209,7 +1209,7 @@
           <w:p>
             <w:pPr>
               <w:keepNext/>
-              <w:spacing w:before="0" w:after="0" w:line="264" w:lineRule="auto"/>
+              <w:spacing w:before="0" w:after="0" w:line="240" w:lineRule="auto"/>
             </w:pPr>
             <w:r>
               <w:rPr>
@@ -1247,7 +1247,7 @@
           <w:p>
             <w:pPr>
               <w:keepNext/>
-              <w:spacing w:before="0" w:after="0" w:line="264" w:lineRule="auto"/>
+              <w:spacing w:before="0" w:after="0" w:line="240" w:lineRule="auto"/>
             </w:pPr>
             <w:r>
               <w:rPr>
@@ -1280,7 +1280,7 @@
           <w:p>
             <w:pPr>
               <w:keepNext/>
-              <w:spacing w:before="0" w:after="0" w:line="264" w:lineRule="auto"/>
+              <w:spacing w:before="0" w:after="0" w:line="240" w:lineRule="auto"/>
             </w:pPr>
             <w:r>
               <w:rPr>
@@ -1317,7 +1317,7 @@
           </w:tcPr>
           <w:p>
             <w:pPr>
-              <w:spacing w:before="0" w:after="0" w:line="264" w:lineRule="auto"/>
+              <w:spacing w:before="0" w:after="0" w:line="240" w:lineRule="auto"/>
             </w:pPr>
             <w:r>
               <w:rPr>
@@ -1349,7 +1349,7 @@
           </w:tcPr>
           <w:p>
             <w:pPr>
-              <w:spacing w:before="0" w:after="0" w:line="264" w:lineRule="auto"/>
+              <w:spacing w:before="0" w:after="0" w:line="240" w:lineRule="auto"/>
             </w:pPr>
             <w:r>
               <w:rPr>
@@ -1379,7 +1379,7 @@
     </w:tbl>
     <w:p>
       <w:pPr>
-        <w:spacing w:before="60" w:after="40" w:line="264" w:lineRule="auto"/>
+        <w:spacing w:before="0" w:after="0" w:line="240" w:lineRule="auto"/>
       </w:pPr>
       <w:r>
         <w:rPr>
@@ -1415,7 +1415,7 @@
         <w:tabs>
           <w:tab w:pos="9504" w:val="right"/>
         </w:tabs>
-        <w:spacing w:before="220" w:after="100" w:line="240" w:lineRule="auto"/>
+        <w:spacing w:before="0" w:after="0" w:line="240" w:lineRule="auto"/>
       </w:pPr>
       <w:r>
         <w:rPr>
@@ -1434,7 +1434,7 @@
     <w:p>
       <w:pPr>
         <w:keepNext/>
-        <w:spacing w:before="0" w:after="40" w:line="264" w:lineRule="auto"/>
+        <w:spacing w:before="0" w:after="0" w:line="240" w:lineRule="auto"/>
       </w:pPr>
       <w:r>
         <w:rPr>
@@ -1464,7 +1464,7 @@
     <w:p>
       <w:pPr>
         <w:keepNext/>
-        <w:spacing w:before="0" w:after="40" w:line="264" w:lineRule="auto"/>
+        <w:spacing w:before="0" w:after="0" w:line="240" w:lineRule="auto"/>
         <w:ind w:left="0"/>
       </w:pPr>
       <w:r>
@@ -1495,7 +1495,7 @@
     <w:p>
       <w:pPr>
         <w:keepNext/>
-        <w:spacing w:before="0" w:after="40" w:line="264" w:lineRule="auto"/>
+        <w:spacing w:before="0" w:after="0" w:line="240" w:lineRule="auto"/>
       </w:pPr>
       <w:r>
         <w:rPr>
@@ -1557,7 +1557,7 @@
           <w:p>
             <w:pPr>
               <w:keepNext/>
-              <w:spacing w:before="0" w:after="0" w:line="264" w:lineRule="auto"/>
+              <w:spacing w:before="0" w:after="0" w:line="240" w:lineRule="auto"/>
             </w:pPr>
             <w:r>
               <w:rPr>
@@ -1590,7 +1590,7 @@
           <w:p>
             <w:pPr>
               <w:keepNext/>
-              <w:spacing w:before="0" w:after="0" w:line="264" w:lineRule="auto"/>
+              <w:spacing w:before="0" w:after="0" w:line="240" w:lineRule="auto"/>
             </w:pPr>
             <w:r>
               <w:rPr>
@@ -1628,7 +1628,7 @@
           <w:p>
             <w:pPr>
               <w:keepNext/>
-              <w:spacing w:before="0" w:after="0" w:line="264" w:lineRule="auto"/>
+              <w:spacing w:before="0" w:after="0" w:line="240" w:lineRule="auto"/>
             </w:pPr>
             <w:r>
               <w:rPr>
@@ -1661,7 +1661,7 @@
           <w:p>
             <w:pPr>
               <w:keepNext/>
-              <w:spacing w:before="0" w:after="0" w:line="264" w:lineRule="auto"/>
+              <w:spacing w:before="0" w:after="0" w:line="240" w:lineRule="auto"/>
             </w:pPr>
             <w:r>
               <w:rPr>
@@ -1699,7 +1699,7 @@
           <w:p>
             <w:pPr>
               <w:keepNext/>
-              <w:spacing w:before="0" w:after="0" w:line="264" w:lineRule="auto"/>
+              <w:spacing w:before="0" w:after="0" w:line="240" w:lineRule="auto"/>
             </w:pPr>
             <w:r>
               <w:rPr>
@@ -1732,7 +1732,7 @@
           <w:p>
             <w:pPr>
               <w:keepNext/>
-              <w:spacing w:before="0" w:after="0" w:line="264" w:lineRule="auto"/>
+              <w:spacing w:before="0" w:after="0" w:line="240" w:lineRule="auto"/>
             </w:pPr>
             <w:r>
               <w:rPr>
@@ -1769,7 +1769,7 @@
           </w:tcPr>
           <w:p>
             <w:pPr>
-              <w:spacing w:before="0" w:after="0" w:line="264" w:lineRule="auto"/>
+              <w:spacing w:before="0" w:after="0" w:line="240" w:lineRule="auto"/>
             </w:pPr>
             <w:r>
               <w:rPr>
@@ -1801,7 +1801,7 @@
           </w:tcPr>
           <w:p>
             <w:pPr>
-              <w:spacing w:before="0" w:after="0" w:line="264" w:lineRule="auto"/>
+              <w:spacing w:before="0" w:after="0" w:line="240" w:lineRule="auto"/>
             </w:pPr>
             <w:r>
               <w:rPr>
@@ -1831,7 +1831,7 @@
     </w:tbl>
     <w:p>
       <w:pPr>
-        <w:spacing w:before="60" w:after="40" w:line="264" w:lineRule="auto"/>
+        <w:spacing w:before="0" w:after="0" w:line="240" w:lineRule="auto"/>
       </w:pPr>
       <w:r>
         <w:rPr>
@@ -1867,7 +1867,7 @@
         <w:tabs>
           <w:tab w:pos="9504" w:val="right"/>
         </w:tabs>
-        <w:spacing w:before="220" w:after="100" w:line="240" w:lineRule="auto"/>
+        <w:spacing w:before="0" w:after="0" w:line="240" w:lineRule="auto"/>
       </w:pPr>
       <w:r>
         <w:rPr>
@@ -1886,7 +1886,7 @@
     <w:p>
       <w:pPr>
         <w:keepNext/>
-        <w:spacing w:before="0" w:after="40" w:line="264" w:lineRule="auto"/>
+        <w:spacing w:before="0" w:after="0" w:line="240" w:lineRule="auto"/>
       </w:pPr>
       <w:r>
         <w:rPr>
@@ -1916,7 +1916,7 @@
     <w:p>
       <w:pPr>
         <w:keepNext/>
-        <w:spacing w:before="0" w:after="40" w:line="264" w:lineRule="auto"/>
+        <w:spacing w:before="0" w:after="0" w:line="240" w:lineRule="auto"/>
         <w:ind w:left="0"/>
       </w:pPr>
       <w:r>
@@ -1947,7 +1947,7 @@
     <w:p>
       <w:pPr>
         <w:keepNext/>
-        <w:spacing w:before="0" w:after="40" w:line="264" w:lineRule="auto"/>
+        <w:spacing w:before="0" w:after="0" w:line="240" w:lineRule="auto"/>
       </w:pPr>
       <w:r>
         <w:rPr>
@@ -2009,7 +2009,7 @@
           <w:p>
             <w:pPr>
               <w:keepNext/>
-              <w:spacing w:before="0" w:after="0" w:line="264" w:lineRule="auto"/>
+              <w:spacing w:before="0" w:after="0" w:line="240" w:lineRule="auto"/>
             </w:pPr>
             <w:r>
               <w:rPr>
@@ -2042,7 +2042,7 @@
           <w:p>
             <w:pPr>
               <w:keepNext/>
-              <w:spacing w:before="0" w:after="0" w:line="264" w:lineRule="auto"/>
+              <w:spacing w:before="0" w:after="0" w:line="240" w:lineRule="auto"/>
             </w:pPr>
             <w:r>
               <w:rPr>
@@ -2080,7 +2080,7 @@
           <w:p>
             <w:pPr>
               <w:keepNext/>
-              <w:spacing w:before="0" w:after="0" w:line="264" w:lineRule="auto"/>
+              <w:spacing w:before="0" w:after="0" w:line="240" w:lineRule="auto"/>
             </w:pPr>
             <w:r>
               <w:rPr>
@@ -2113,7 +2113,7 @@
           <w:p>
             <w:pPr>
               <w:keepNext/>
-              <w:spacing w:before="0" w:after="0" w:line="264" w:lineRule="auto"/>
+              <w:spacing w:before="0" w:after="0" w:line="240" w:lineRule="auto"/>
             </w:pPr>
             <w:r>
               <w:rPr>
@@ -2151,7 +2151,7 @@
           <w:p>
             <w:pPr>
               <w:keepNext/>
-              <w:spacing w:before="0" w:after="0" w:line="264" w:lineRule="auto"/>
+              <w:spacing w:before="0" w:after="0" w:line="240" w:lineRule="auto"/>
             </w:pPr>
             <w:r>
               <w:rPr>
@@ -2184,7 +2184,7 @@
           <w:p>
             <w:pPr>
               <w:keepNext/>
-              <w:spacing w:before="0" w:after="0" w:line="264" w:lineRule="auto"/>
+              <w:spacing w:before="0" w:after="0" w:line="240" w:lineRule="auto"/>
             </w:pPr>
             <w:r>
               <w:rPr>
@@ -2221,7 +2221,7 @@
           </w:tcPr>
           <w:p>
             <w:pPr>
-              <w:spacing w:before="0" w:after="0" w:line="264" w:lineRule="auto"/>
+              <w:spacing w:before="0" w:after="0" w:line="240" w:lineRule="auto"/>
             </w:pPr>
             <w:r>
               <w:rPr>
@@ -2253,7 +2253,7 @@
           </w:tcPr>
           <w:p>
             <w:pPr>
-              <w:spacing w:before="0" w:after="0" w:line="264" w:lineRule="auto"/>
+              <w:spacing w:before="0" w:after="0" w:line="240" w:lineRule="auto"/>
             </w:pPr>
             <w:r>
               <w:rPr>
@@ -2283,7 +2283,7 @@
     </w:tbl>
     <w:p>
       <w:pPr>
-        <w:spacing w:before="60" w:after="40" w:line="264" w:lineRule="auto"/>
+        <w:spacing w:before="0" w:after="0" w:line="240" w:lineRule="auto"/>
       </w:pPr>
       <w:r>
         <w:rPr>
@@ -2319,7 +2319,7 @@
         <w:tabs>
           <w:tab w:pos="9504" w:val="right"/>
         </w:tabs>
-        <w:spacing w:before="220" w:after="100" w:line="240" w:lineRule="auto"/>
+        <w:spacing w:before="0" w:after="0" w:line="240" w:lineRule="auto"/>
       </w:pPr>
       <w:r>
         <w:rPr>
@@ -2338,7 +2338,7 @@
     <w:p>
       <w:pPr>
         <w:keepNext/>
-        <w:spacing w:before="0" w:after="40" w:line="264" w:lineRule="auto"/>
+        <w:spacing w:before="0" w:after="0" w:line="240" w:lineRule="auto"/>
       </w:pPr>
       <w:r>
         <w:rPr>
@@ -2368,7 +2368,7 @@
     <w:p>
       <w:pPr>
         <w:keepNext/>
-        <w:spacing w:before="0" w:after="40" w:line="264" w:lineRule="auto"/>
+        <w:spacing w:before="0" w:after="0" w:line="240" w:lineRule="auto"/>
         <w:ind w:left="0"/>
       </w:pPr>
       <w:r>
@@ -2399,7 +2399,7 @@
     <w:p>
       <w:pPr>
         <w:keepNext/>
-        <w:spacing w:before="0" w:after="40" w:line="264" w:lineRule="auto"/>
+        <w:spacing w:before="0" w:after="0" w:line="240" w:lineRule="auto"/>
       </w:pPr>
       <w:r>
         <w:rPr>
@@ -2461,7 +2461,7 @@
           <w:p>
             <w:pPr>
               <w:keepNext/>
-              <w:spacing w:before="0" w:after="0" w:line="264" w:lineRule="auto"/>
+              <w:spacing w:before="0" w:after="0" w:line="240" w:lineRule="auto"/>
             </w:pPr>
             <w:r>
               <w:rPr>
@@ -2494,7 +2494,7 @@
           <w:p>
             <w:pPr>
               <w:keepNext/>
-              <w:spacing w:before="0" w:after="0" w:line="264" w:lineRule="auto"/>
+              <w:spacing w:before="0" w:after="0" w:line="240" w:lineRule="auto"/>
             </w:pPr>
             <w:r>
               <w:rPr>
@@ -2532,7 +2532,7 @@
           <w:p>
             <w:pPr>
               <w:keepNext/>
-              <w:spacing w:before="0" w:after="0" w:line="264" w:lineRule="auto"/>
+              <w:spacing w:before="0" w:after="0" w:line="240" w:lineRule="auto"/>
             </w:pPr>
             <w:r>
               <w:rPr>
@@ -2565,7 +2565,7 @@
           <w:p>
             <w:pPr>
               <w:keepNext/>
-              <w:spacing w:before="0" w:after="0" w:line="264" w:lineRule="auto"/>
+              <w:spacing w:before="0" w:after="0" w:line="240" w:lineRule="auto"/>
             </w:pPr>
             <w:r>
               <w:rPr>
@@ -2603,7 +2603,7 @@
           <w:p>
             <w:pPr>
               <w:keepNext/>
-              <w:spacing w:before="0" w:after="0" w:line="264" w:lineRule="auto"/>
+              <w:spacing w:before="0" w:after="0" w:line="240" w:lineRule="auto"/>
             </w:pPr>
             <w:r>
               <w:rPr>
@@ -2636,7 +2636,7 @@
           <w:p>
             <w:pPr>
               <w:keepNext/>
-              <w:spacing w:before="0" w:after="0" w:line="264" w:lineRule="auto"/>
+              <w:spacing w:before="0" w:after="0" w:line="240" w:lineRule="auto"/>
             </w:pPr>
             <w:r>
               <w:rPr>
@@ -2673,7 +2673,7 @@
           </w:tcPr>
           <w:p>
             <w:pPr>
-              <w:spacing w:before="0" w:after="0" w:line="264" w:lineRule="auto"/>
+              <w:spacing w:before="0" w:after="0" w:line="240" w:lineRule="auto"/>
             </w:pPr>
             <w:r>
               <w:rPr>
@@ -2705,7 +2705,7 @@
           </w:tcPr>
           <w:p>
             <w:pPr>
-              <w:spacing w:before="0" w:after="0" w:line="264" w:lineRule="auto"/>
+              <w:spacing w:before="0" w:after="0" w:line="240" w:lineRule="auto"/>
             </w:pPr>
             <w:r>
               <w:rPr>
@@ -2735,7 +2735,7 @@
     </w:tbl>
     <w:p>
       <w:pPr>
-        <w:spacing w:before="60" w:after="40" w:line="264" w:lineRule="auto"/>
+        <w:spacing w:before="0" w:after="0" w:line="240" w:lineRule="auto"/>
       </w:pPr>
       <w:r>
         <w:rPr>
@@ -2771,7 +2771,7 @@
         <w:tabs>
           <w:tab w:pos="9504" w:val="right"/>
         </w:tabs>
-        <w:spacing w:before="220" w:after="100" w:line="240" w:lineRule="auto"/>
+        <w:spacing w:before="0" w:after="0" w:line="240" w:lineRule="auto"/>
       </w:pPr>
       <w:r>
         <w:rPr>
@@ -2790,7 +2790,7 @@
     <w:p>
       <w:pPr>
         <w:keepNext/>
-        <w:spacing w:before="0" w:after="40" w:line="264" w:lineRule="auto"/>
+        <w:spacing w:before="0" w:after="0" w:line="240" w:lineRule="auto"/>
       </w:pPr>
       <w:r>
         <w:rPr>
@@ -2820,7 +2820,7 @@
     <w:p>
       <w:pPr>
         <w:keepNext/>
-        <w:spacing w:before="0" w:after="40" w:line="264" w:lineRule="auto"/>
+        <w:spacing w:before="0" w:after="0" w:line="240" w:lineRule="auto"/>
         <w:ind w:left="0"/>
       </w:pPr>
       <w:r>
@@ -2851,7 +2851,7 @@
     <w:p>
       <w:pPr>
         <w:keepNext/>
-        <w:spacing w:before="0" w:after="40" w:line="264" w:lineRule="auto"/>
+        <w:spacing w:before="0" w:after="0" w:line="240" w:lineRule="auto"/>
       </w:pPr>
       <w:r>
         <w:rPr>
@@ -2913,7 +2913,7 @@
           <w:p>
             <w:pPr>
               <w:keepNext/>
-              <w:spacing w:before="0" w:after="0" w:line="264" w:lineRule="auto"/>
+              <w:spacing w:before="0" w:after="0" w:line="240" w:lineRule="auto"/>
             </w:pPr>
             <w:r>
               <w:rPr>
@@ -2946,7 +2946,7 @@
           <w:p>
             <w:pPr>
               <w:keepNext/>
-              <w:spacing w:before="0" w:after="0" w:line="264" w:lineRule="auto"/>
+              <w:spacing w:before="0" w:after="0" w:line="240" w:lineRule="auto"/>
             </w:pPr>
             <w:r>
               <w:rPr>
@@ -2984,7 +2984,7 @@
           <w:p>
             <w:pPr>
               <w:keepNext/>
-              <w:spacing w:before="0" w:after="0" w:line="264" w:lineRule="auto"/>
+              <w:spacing w:before="0" w:after="0" w:line="240" w:lineRule="auto"/>
             </w:pPr>
             <w:r>
               <w:rPr>
@@ -3017,7 +3017,7 @@
           <w:p>
             <w:pPr>
               <w:keepNext/>
-              <w:spacing w:before="0" w:after="0" w:line="264" w:lineRule="auto"/>
+              <w:spacing w:before="0" w:after="0" w:line="240" w:lineRule="auto"/>
             </w:pPr>
             <w:r>
               <w:rPr>
@@ -3055,7 +3055,7 @@
           <w:p>
             <w:pPr>
               <w:keepNext/>
-              <w:spacing w:before="0" w:after="0" w:line="264" w:lineRule="auto"/>
+              <w:spacing w:before="0" w:after="0" w:line="240" w:lineRule="auto"/>
             </w:pPr>
             <w:r>
               <w:rPr>
@@ -3088,7 +3088,7 @@
           <w:p>
             <w:pPr>
               <w:keepNext/>
-              <w:spacing w:before="0" w:after="0" w:line="264" w:lineRule="auto"/>
+              <w:spacing w:before="0" w:after="0" w:line="240" w:lineRule="auto"/>
             </w:pPr>
             <w:r>
               <w:rPr>
@@ -3125,7 +3125,7 @@
           </w:tcPr>
           <w:p>
             <w:pPr>
-              <w:spacing w:before="0" w:after="0" w:line="264" w:lineRule="auto"/>
+              <w:spacing w:before="0" w:after="0" w:line="240" w:lineRule="auto"/>
             </w:pPr>
             <w:r>
               <w:rPr>
@@ -3157,7 +3157,7 @@
           </w:tcPr>
           <w:p>
             <w:pPr>
-              <w:spacing w:before="0" w:after="0" w:line="264" w:lineRule="auto"/>
+              <w:spacing w:before="0" w:after="0" w:line="240" w:lineRule="auto"/>
             </w:pPr>
             <w:r>
               <w:rPr>
@@ -3194,7 +3194,7 @@
         <w:tabs>
           <w:tab w:pos="9504" w:val="right"/>
         </w:tabs>
-        <w:spacing w:before="220" w:after="100" w:line="240" w:lineRule="auto"/>
+        <w:spacing w:before="0" w:after="0" w:line="240" w:lineRule="auto"/>
       </w:pPr>
       <w:r>
         <w:rPr>
@@ -3213,7 +3213,7 @@
     <w:p>
       <w:pPr>
         <w:keepNext/>
-        <w:spacing w:before="0" w:after="40" w:line="264" w:lineRule="auto"/>
+        <w:spacing w:before="0" w:after="0" w:line="240" w:lineRule="auto"/>
       </w:pPr>
       <w:r>
         <w:rPr>
@@ -3243,7 +3243,7 @@
     <w:p>
       <w:pPr>
         <w:keepNext/>
-        <w:spacing w:before="0" w:after="40" w:line="264" w:lineRule="auto"/>
+        <w:spacing w:before="0" w:after="0" w:line="240" w:lineRule="auto"/>
         <w:ind w:left="0"/>
       </w:pPr>
       <w:r>
@@ -3274,7 +3274,7 @@
     <w:p>
       <w:pPr>
         <w:keepNext/>
-        <w:spacing w:before="0" w:after="40" w:line="264" w:lineRule="auto"/>
+        <w:spacing w:before="0" w:after="0" w:line="240" w:lineRule="auto"/>
       </w:pPr>
       <w:r>
         <w:rPr>
@@ -3336,7 +3336,7 @@
           <w:p>
             <w:pPr>
               <w:keepNext/>
-              <w:spacing w:before="0" w:after="0" w:line="264" w:lineRule="auto"/>
+              <w:spacing w:before="0" w:after="0" w:line="240" w:lineRule="auto"/>
             </w:pPr>
             <w:r>
               <w:rPr>
@@ -3369,7 +3369,7 @@
           <w:p>
             <w:pPr>
               <w:keepNext/>
-              <w:spacing w:before="0" w:after="0" w:line="264" w:lineRule="auto"/>
+              <w:spacing w:before="0" w:after="0" w:line="240" w:lineRule="auto"/>
             </w:pPr>
             <w:r>
               <w:rPr>
@@ -3407,7 +3407,7 @@
           <w:p>
             <w:pPr>
               <w:keepNext/>
-              <w:spacing w:before="0" w:after="0" w:line="264" w:lineRule="auto"/>
+              <w:spacing w:before="0" w:after="0" w:line="240" w:lineRule="auto"/>
             </w:pPr>
             <w:r>
               <w:rPr>
@@ -3440,7 +3440,7 @@
           <w:p>
             <w:pPr>
               <w:keepNext/>
-              <w:spacing w:before="0" w:after="0" w:line="264" w:lineRule="auto"/>
+              <w:spacing w:before="0" w:after="0" w:line="240" w:lineRule="auto"/>
             </w:pPr>
             <w:r>
               <w:rPr>
@@ -3478,7 +3478,7 @@
           <w:p>
             <w:pPr>
               <w:keepNext/>
-              <w:spacing w:before="0" w:after="0" w:line="264" w:lineRule="auto"/>
+              <w:spacing w:before="0" w:after="0" w:line="240" w:lineRule="auto"/>
             </w:pPr>
             <w:r>
               <w:rPr>
@@ -3511,7 +3511,7 @@
           <w:p>
             <w:pPr>
               <w:keepNext/>
-              <w:spacing w:before="0" w:after="0" w:line="264" w:lineRule="auto"/>
+              <w:spacing w:before="0" w:after="0" w:line="240" w:lineRule="auto"/>
             </w:pPr>
             <w:r>
               <w:rPr>
@@ -3548,7 +3548,7 @@
           </w:tcPr>
           <w:p>
             <w:pPr>
-              <w:spacing w:before="0" w:after="0" w:line="264" w:lineRule="auto"/>
+              <w:spacing w:before="0" w:after="0" w:line="240" w:lineRule="auto"/>
             </w:pPr>
             <w:r>
               <w:rPr>
@@ -3580,7 +3580,7 @@
           </w:tcPr>
           <w:p>
             <w:pPr>
-              <w:spacing w:before="0" w:after="0" w:line="264" w:lineRule="auto"/>
+              <w:spacing w:before="0" w:after="0" w:line="240" w:lineRule="auto"/>
             </w:pPr>
             <w:r>
               <w:rPr>
@@ -3610,7 +3610,7 @@
     </w:tbl>
     <w:p>
       <w:pPr>
-        <w:spacing w:before="60" w:after="40" w:line="264" w:lineRule="auto"/>
+        <w:spacing w:before="0" w:after="0" w:line="240" w:lineRule="auto"/>
       </w:pPr>
       <w:r>
         <w:rPr>
@@ -3641,7 +3641,7 @@
       <w:footerReference w:type="default" r:id="rId9"/>
       <w:headerReference w:type="default" r:id="rId10"/>
       <w:pgSz w:w="12240" w:h="15840"/>
-      <w:pgMar w:top="893" w:right="1224" w:bottom="835" w:left="1512" w:header="432" w:footer="432" w:gutter="0"/>
+      <w:pgMar w:top="504" w:right="720" w:bottom="504" w:left="720" w:header="432" w:footer="432" w:gutter="0"/>
       <w:cols w:space="720"/>
       <w:docGrid w:linePitch="360"/>
     </w:sectPr>

--- a/curriculum/reveal-documents/unit-6/teacher/unit-6-warm-up-key.docx
+++ b/curriculum/reveal-documents/unit-6/teacher/unit-6-warm-up-key.docx
@@ -39,6 +39,7 @@
     </w:p>
     <w:p>
       <w:pPr>
+        <w:pStyle w:val="Heading1"/>
         <w:keepNext/>
         <w:spacing w:before="0" w:after="0" w:line="240" w:lineRule="auto"/>
       </w:pPr>
@@ -3731,7 +3732,128 @@
               <w:sz w:val="15"/>
               <w:u w:val="none"/>
             </w:rPr>
-            <w:t xml:space="preserve">Unit 6  ·  Warm-Up Answer Key</w:t>
+            <w:t xml:space="preserve">Page </w:t>
+          </w:r>
+          <w:r>
+            <w:rPr>
+              <w:rFonts w:ascii="Avenir Next" w:hAnsi="Avenir Next" w:cs="Avenir Next" w:eastAsia="Avenir Next"/>
+              <w:b w:val="0"/>
+              <w:i w:val="0"/>
+              <w:color w:val="5A5F66"/>
+              <w:sz w:val="15"/>
+              <w:u w:val="none"/>
+            </w:rPr>
+            <w:fldChar w:fldCharType="begin"/>
+          </w:r>
+          <w:r>
+            <w:rPr>
+              <w:rFonts w:ascii="Avenir Next" w:hAnsi="Avenir Next" w:cs="Avenir Next" w:eastAsia="Avenir Next"/>
+              <w:b w:val="0"/>
+              <w:i w:val="0"/>
+              <w:color w:val="5A5F66"/>
+              <w:sz w:val="15"/>
+              <w:u w:val="none"/>
+            </w:rPr>
+            <w:instrText xml:space="preserve"> PAGE </w:instrText>
+          </w:r>
+          <w:r>
+            <w:rPr>
+              <w:rFonts w:ascii="Avenir Next" w:hAnsi="Avenir Next" w:cs="Avenir Next" w:eastAsia="Avenir Next"/>
+              <w:b w:val="0"/>
+              <w:i w:val="0"/>
+              <w:color w:val="5A5F66"/>
+              <w:sz w:val="15"/>
+              <w:u w:val="none"/>
+            </w:rPr>
+            <w:fldChar w:fldCharType="separate"/>
+          </w:r>
+          <w:r>
+            <w:rPr>
+              <w:rFonts w:ascii="Avenir Next" w:hAnsi="Avenir Next" w:cs="Avenir Next" w:eastAsia="Avenir Next"/>
+              <w:b w:val="0"/>
+              <w:i w:val="0"/>
+              <w:color w:val="5A5F66"/>
+              <w:sz w:val="15"/>
+              <w:u w:val="none"/>
+            </w:rPr>
+            <w:t xml:space="preserve">1</w:t>
+          </w:r>
+          <w:r>
+            <w:rPr>
+              <w:rFonts w:ascii="Avenir Next" w:hAnsi="Avenir Next" w:cs="Avenir Next" w:eastAsia="Avenir Next"/>
+              <w:b w:val="0"/>
+              <w:i w:val="0"/>
+              <w:color w:val="5A5F66"/>
+              <w:sz w:val="15"/>
+              <w:u w:val="none"/>
+            </w:rPr>
+            <w:fldChar w:fldCharType="end"/>
+          </w:r>
+          <w:r>
+            <w:rPr>
+              <w:rFonts w:ascii="Avenir Next" w:hAnsi="Avenir Next" w:cs="Avenir Next" w:eastAsia="Avenir Next"/>
+              <w:b w:val="0"/>
+              <w:i w:val="0"/>
+              <w:color w:val="5A5F66"/>
+              <w:sz w:val="15"/>
+              <w:u w:val="none"/>
+            </w:rPr>
+            <w:t xml:space="preserve"> of </w:t>
+          </w:r>
+          <w:r>
+            <w:rPr>
+              <w:rFonts w:ascii="Avenir Next" w:hAnsi="Avenir Next" w:cs="Avenir Next" w:eastAsia="Avenir Next"/>
+              <w:b w:val="0"/>
+              <w:i w:val="0"/>
+              <w:color w:val="5A5F66"/>
+              <w:sz w:val="15"/>
+              <w:u w:val="none"/>
+            </w:rPr>
+            <w:fldChar w:fldCharType="begin"/>
+          </w:r>
+          <w:r>
+            <w:rPr>
+              <w:rFonts w:ascii="Avenir Next" w:hAnsi="Avenir Next" w:cs="Avenir Next" w:eastAsia="Avenir Next"/>
+              <w:b w:val="0"/>
+              <w:i w:val="0"/>
+              <w:color w:val="5A5F66"/>
+              <w:sz w:val="15"/>
+              <w:u w:val="none"/>
+            </w:rPr>
+            <w:instrText xml:space="preserve"> NUMPAGES </w:instrText>
+          </w:r>
+          <w:r>
+            <w:rPr>
+              <w:rFonts w:ascii="Avenir Next" w:hAnsi="Avenir Next" w:cs="Avenir Next" w:eastAsia="Avenir Next"/>
+              <w:b w:val="0"/>
+              <w:i w:val="0"/>
+              <w:color w:val="5A5F66"/>
+              <w:sz w:val="15"/>
+              <w:u w:val="none"/>
+            </w:rPr>
+            <w:fldChar w:fldCharType="separate"/>
+          </w:r>
+          <w:r>
+            <w:rPr>
+              <w:rFonts w:ascii="Avenir Next" w:hAnsi="Avenir Next" w:cs="Avenir Next" w:eastAsia="Avenir Next"/>
+              <w:b w:val="0"/>
+              <w:i w:val="0"/>
+              <w:color w:val="5A5F66"/>
+              <w:sz w:val="15"/>
+              <w:u w:val="none"/>
+            </w:rPr>
+            <w:t xml:space="preserve">1</w:t>
+          </w:r>
+          <w:r>
+            <w:rPr>
+              <w:rFonts w:ascii="Avenir Next" w:hAnsi="Avenir Next" w:cs="Avenir Next" w:eastAsia="Avenir Next"/>
+              <w:b w:val="0"/>
+              <w:i w:val="0"/>
+              <w:color w:val="5A5F66"/>
+              <w:sz w:val="15"/>
+              <w:u w:val="none"/>
+            </w:rPr>
+            <w:fldChar w:fldCharType="end"/>
           </w:r>
         </w:p>
       </w:tc>
@@ -4167,49 +4289,20 @@
   <w:style w:type="paragraph" w:styleId="Heading1">
     <w:name w:val="heading 1"/>
     <w:basedOn w:val="Normal"/>
-    <w:next w:val="Normal"/>
-    <w:link w:val="Heading1Char"/>
-    <w:uiPriority w:val="9"/>
-    <w:qFormat/>
-    <w:rsid w:val="00FC693F"/>
     <w:pPr>
-      <w:keepNext/>
-      <w:keepLines/>
-      <w:spacing w:before="480" w:after="0"/>
       <w:outlineLvl w:val="0"/>
+      <w:keepNext w:val="0"/>
+      <w:keepLines w:val="0"/>
     </w:pPr>
-    <w:rPr>
-      <w:rFonts w:asciiTheme="majorHAnsi" w:eastAsiaTheme="majorEastAsia" w:hAnsiTheme="majorHAnsi" w:cstheme="majorBidi"/>
-      <w:b/>
-      <w:bCs/>
-      <w:color w:val="365F91" w:themeColor="accent1" w:themeShade="BF"/>
-      <w:sz w:val="28"/>
-      <w:szCs w:val="28"/>
-    </w:rPr>
   </w:style>
   <w:style w:type="paragraph" w:styleId="Heading2">
     <w:name w:val="heading 2"/>
     <w:basedOn w:val="Normal"/>
-    <w:next w:val="Normal"/>
-    <w:link w:val="Heading2Char"/>
-    <w:uiPriority w:val="9"/>
-    <w:unhideWhenUsed/>
-    <w:qFormat/>
-    <w:rsid w:val="00FC693F"/>
     <w:pPr>
-      <w:keepNext/>
-      <w:keepLines/>
-      <w:spacing w:before="200" w:after="0"/>
       <w:outlineLvl w:val="1"/>
+      <w:keepNext w:val="0"/>
+      <w:keepLines w:val="0"/>
     </w:pPr>
-    <w:rPr>
-      <w:rFonts w:asciiTheme="majorHAnsi" w:eastAsiaTheme="majorEastAsia" w:hAnsiTheme="majorHAnsi" w:cstheme="majorBidi"/>
-      <w:b/>
-      <w:bCs/>
-      <w:color w:val="4F81BD" w:themeColor="accent1"/>
-      <w:sz w:val="26"/>
-      <w:szCs w:val="26"/>
-    </w:rPr>
   </w:style>
   <w:style w:type="paragraph" w:styleId="Heading3">
     <w:name w:val="heading 3"/>
